--- a/manuscript/Highlights_RESS.docx
+++ b/manuscript/Highlights_RESS.docx
@@ -50,7 +50,7 @@
         <w:spacing w:after="60"/>
       </w:pPr>
       <w:r>
-        <w:t>Robust abstention cut false clearance from 18% to 0.3% under parallel utilities.</w:t>
+        <w:t>Robust abstention lowers simulated risk at the cost of released coverage.</w:t>
       </w:r>
     </w:p>
     <w:p>
